--- a/practical_1/25dit052_WDF_p-01.docx
+++ b/practical_1/25dit052_WDF_p-01.docx
@@ -998,10 +998,10 @@
           <w:color w:val="2E74B5"/>
         </w:rPr>
         <w:drawing>
-          <wp:inline distT="0" distB="0" distL="0" distR="0" wp14:anchorId="6FA71C75" wp14:editId="313C9544">
-            <wp:extent cx="5784850" cy="4335145"/>
-            <wp:effectExtent l="0" t="0" r="6350" b="8255"/>
-            <wp:docPr id="45806786" name="Picture 3"/>
+          <wp:inline distT="0" distB="0" distL="0" distR="0" wp14:anchorId="076988EC" wp14:editId="1DBF00C1">
+            <wp:extent cx="3756660" cy="4701540"/>
+            <wp:effectExtent l="0" t="0" r="0" b="3810"/>
+            <wp:docPr id="1992227207" name="Picture 1"/>
             <wp:cNvGraphicFramePr>
               <a:graphicFrameLocks xmlns:a="http://schemas.openxmlformats.org/drawingml/2006/main" noChangeAspect="1"/>
             </wp:cNvGraphicFramePr>
@@ -1009,8 +1009,10 @@
               <a:graphicData uri="http://schemas.openxmlformats.org/drawingml/2006/picture">
                 <pic:pic xmlns:pic="http://schemas.openxmlformats.org/drawingml/2006/picture">
                   <pic:nvPicPr>
-                    <pic:cNvPr id="45806786" name="Picture 45806786"/>
-                    <pic:cNvPicPr/>
+                    <pic:cNvPr id="0" name="Picture 1"/>
+                    <pic:cNvPicPr>
+                      <a:picLocks noChangeAspect="1" noChangeArrowheads="1"/>
+                    </pic:cNvPicPr>
                   </pic:nvPicPr>
                   <pic:blipFill>
                     <a:blip r:embed="rId6">
@@ -1020,18 +1022,23 @@
                         </a:ext>
                       </a:extLst>
                     </a:blip>
+                    <a:srcRect/>
                     <a:stretch>
                       <a:fillRect/>
                     </a:stretch>
                   </pic:blipFill>
-                  <pic:spPr>
+                  <pic:spPr bwMode="auto">
                     <a:xfrm>
                       <a:off x="0" y="0"/>
-                      <a:ext cx="5784850" cy="4335145"/>
+                      <a:ext cx="3756660" cy="4701540"/>
                     </a:xfrm>
                     <a:prstGeom prst="rect">
                       <a:avLst/>
                     </a:prstGeom>
+                    <a:noFill/>
+                    <a:ln>
+                      <a:noFill/>
+                    </a:ln>
                   </pic:spPr>
                 </pic:pic>
               </a:graphicData>
@@ -1039,25 +1046,6 @@
           </wp:inline>
         </w:drawing>
       </w:r>
-      <w:r>
-        <w:rPr>
-          <w:color w:val="2E74B5"/>
-        </w:rPr>
-        <w:t xml:space="preserve"> </w:t>
-      </w:r>
-    </w:p>
-    <w:p>
-      <w:pPr>
-        <w:spacing w:after="0" w:line="259" w:lineRule="auto"/>
-        <w:ind w:left="0" w:right="0" w:firstLine="0"/>
-      </w:pPr>
-      <w:r>
-        <w:rPr>
-          <w:rFonts w:ascii="Consolas" w:eastAsia="Consolas" w:hAnsi="Consolas" w:cs="Consolas"/>
-          <w:color w:val="D4D4D4"/>
-        </w:rPr>
-        <w:t xml:space="preserve"> </w:t>
-      </w:r>
     </w:p>
     <w:p>
       <w:pPr>
@@ -1194,10 +1182,10 @@
         </w:rPr>
         <w:lastRenderedPageBreak/>
         <w:drawing>
-          <wp:inline distT="0" distB="0" distL="0" distR="0" wp14:anchorId="4A2F7BD0" wp14:editId="707F8F79">
-            <wp:extent cx="5784850" cy="5264785"/>
-            <wp:effectExtent l="0" t="0" r="6350" b="0"/>
-            <wp:docPr id="1430139470" name="Picture 4"/>
+          <wp:inline distT="0" distB="0" distL="0" distR="0" wp14:anchorId="576EF350" wp14:editId="57FDD478">
+            <wp:extent cx="3962400" cy="5692140"/>
+            <wp:effectExtent l="0" t="0" r="0" b="3810"/>
+            <wp:docPr id="753709972" name="Picture 2"/>
             <wp:cNvGraphicFramePr>
               <a:graphicFrameLocks xmlns:a="http://schemas.openxmlformats.org/drawingml/2006/main" noChangeAspect="1"/>
             </wp:cNvGraphicFramePr>
@@ -1205,8 +1193,10 @@
               <a:graphicData uri="http://schemas.openxmlformats.org/drawingml/2006/picture">
                 <pic:pic xmlns:pic="http://schemas.openxmlformats.org/drawingml/2006/picture">
                   <pic:nvPicPr>
-                    <pic:cNvPr id="1430139470" name="Picture 1430139470"/>
-                    <pic:cNvPicPr/>
+                    <pic:cNvPr id="0" name="Picture 2"/>
+                    <pic:cNvPicPr>
+                      <a:picLocks noChangeAspect="1" noChangeArrowheads="1"/>
+                    </pic:cNvPicPr>
                   </pic:nvPicPr>
                   <pic:blipFill>
                     <a:blip r:embed="rId7">
@@ -1216,18 +1206,23 @@
                         </a:ext>
                       </a:extLst>
                     </a:blip>
+                    <a:srcRect/>
                     <a:stretch>
                       <a:fillRect/>
                     </a:stretch>
                   </pic:blipFill>
-                  <pic:spPr>
+                  <pic:spPr bwMode="auto">
                     <a:xfrm>
                       <a:off x="0" y="0"/>
-                      <a:ext cx="5784850" cy="5264785"/>
+                      <a:ext cx="3962400" cy="5692140"/>
                     </a:xfrm>
                     <a:prstGeom prst="rect">
                       <a:avLst/>
                     </a:prstGeom>
+                    <a:noFill/>
+                    <a:ln>
+                      <a:noFill/>
+                    </a:ln>
                   </pic:spPr>
                 </pic:pic>
               </a:graphicData>
@@ -1344,6 +1339,10 @@
         <w:spacing w:after="57" w:line="216" w:lineRule="auto"/>
         <w:ind w:right="218"/>
         <w:jc w:val="right"/>
+        <w:rPr>
+          <w:rFonts w:ascii="Consolas" w:eastAsia="Consolas" w:hAnsi="Consolas" w:cs="Consolas"/>
+          <w:color w:val="D4D4D4"/>
+        </w:rPr>
       </w:pPr>
       <w:r>
         <w:rPr>
@@ -1353,10 +1352,10 @@
         </w:rPr>
         <w:lastRenderedPageBreak/>
         <w:drawing>
-          <wp:inline distT="0" distB="0" distL="0" distR="0" wp14:anchorId="5BAA2DDD" wp14:editId="3BA22194">
-            <wp:extent cx="5784850" cy="3989070"/>
-            <wp:effectExtent l="0" t="0" r="6350" b="0"/>
-            <wp:docPr id="1910387458" name="Picture 5"/>
+          <wp:inline distT="0" distB="0" distL="0" distR="0" wp14:anchorId="6F015DE0" wp14:editId="50154496">
+            <wp:extent cx="2407920" cy="2910840"/>
+            <wp:effectExtent l="0" t="0" r="0" b="3810"/>
+            <wp:docPr id="1895142009" name="Picture 3"/>
             <wp:cNvGraphicFramePr>
               <a:graphicFrameLocks xmlns:a="http://schemas.openxmlformats.org/drawingml/2006/main" noChangeAspect="1"/>
             </wp:cNvGraphicFramePr>
@@ -1364,8 +1363,10 @@
               <a:graphicData uri="http://schemas.openxmlformats.org/drawingml/2006/picture">
                 <pic:pic xmlns:pic="http://schemas.openxmlformats.org/drawingml/2006/picture">
                   <pic:nvPicPr>
-                    <pic:cNvPr id="1910387458" name="Picture 1910387458"/>
-                    <pic:cNvPicPr/>
+                    <pic:cNvPr id="0" name="Picture 3"/>
+                    <pic:cNvPicPr>
+                      <a:picLocks noChangeAspect="1" noChangeArrowheads="1"/>
+                    </pic:cNvPicPr>
                   </pic:nvPicPr>
                   <pic:blipFill>
                     <a:blip r:embed="rId8">
@@ -1375,18 +1376,23 @@
                         </a:ext>
                       </a:extLst>
                     </a:blip>
+                    <a:srcRect/>
                     <a:stretch>
                       <a:fillRect/>
                     </a:stretch>
                   </pic:blipFill>
-                  <pic:spPr>
+                  <pic:spPr bwMode="auto">
                     <a:xfrm>
                       <a:off x="0" y="0"/>
-                      <a:ext cx="5784850" cy="3989070"/>
+                      <a:ext cx="2407920" cy="2910840"/>
                     </a:xfrm>
                     <a:prstGeom prst="rect">
                       <a:avLst/>
                     </a:prstGeom>
+                    <a:noFill/>
+                    <a:ln>
+                      <a:noFill/>
+                    </a:ln>
                   </pic:spPr>
                 </pic:pic>
               </a:graphicData>
@@ -1401,6 +1407,12 @@
         </w:rPr>
         <w:t xml:space="preserve"> </w:t>
       </w:r>
+    </w:p>
+    <w:p>
+      <w:pPr>
+        <w:spacing w:after="57" w:line="216" w:lineRule="auto"/>
+        <w:ind w:right="218"/>
+      </w:pPr>
       <w:r>
         <w:rPr>
           <w:b/>
@@ -1477,12 +1489,11 @@
         <w:rPr>
           <w:noProof/>
         </w:rPr>
-        <w:lastRenderedPageBreak/>
         <w:drawing>
-          <wp:inline distT="0" distB="0" distL="0" distR="0" wp14:anchorId="1F69E24C" wp14:editId="5E8B4B26">
-            <wp:extent cx="5784850" cy="3962400"/>
-            <wp:effectExtent l="0" t="0" r="6350" b="0"/>
-            <wp:docPr id="579169477" name="Picture 6"/>
+          <wp:inline distT="0" distB="0" distL="0" distR="0" wp14:anchorId="04CF9EBA" wp14:editId="54DF3D00">
+            <wp:extent cx="2590800" cy="2720340"/>
+            <wp:effectExtent l="0" t="0" r="0" b="3810"/>
+            <wp:docPr id="927131655" name="Picture 4"/>
             <wp:cNvGraphicFramePr>
               <a:graphicFrameLocks xmlns:a="http://schemas.openxmlformats.org/drawingml/2006/main" noChangeAspect="1"/>
             </wp:cNvGraphicFramePr>
@@ -1490,8 +1501,10 @@
               <a:graphicData uri="http://schemas.openxmlformats.org/drawingml/2006/picture">
                 <pic:pic xmlns:pic="http://schemas.openxmlformats.org/drawingml/2006/picture">
                   <pic:nvPicPr>
-                    <pic:cNvPr id="579169477" name="Picture 579169477"/>
-                    <pic:cNvPicPr/>
+                    <pic:cNvPr id="0" name="Picture 4"/>
+                    <pic:cNvPicPr>
+                      <a:picLocks noChangeAspect="1" noChangeArrowheads="1"/>
+                    </pic:cNvPicPr>
                   </pic:nvPicPr>
                   <pic:blipFill>
                     <a:blip r:embed="rId9">
@@ -1501,18 +1514,23 @@
                         </a:ext>
                       </a:extLst>
                     </a:blip>
+                    <a:srcRect/>
                     <a:stretch>
                       <a:fillRect/>
                     </a:stretch>
                   </pic:blipFill>
-                  <pic:spPr>
+                  <pic:spPr bwMode="auto">
                     <a:xfrm>
                       <a:off x="0" y="0"/>
-                      <a:ext cx="5784850" cy="3962400"/>
+                      <a:ext cx="2590800" cy="2720340"/>
                     </a:xfrm>
                     <a:prstGeom prst="rect">
                       <a:avLst/>
                     </a:prstGeom>
+                    <a:noFill/>
+                    <a:ln>
+                      <a:noFill/>
+                    </a:ln>
                   </pic:spPr>
                 </pic:pic>
               </a:graphicData>
@@ -1583,10 +1601,10 @@
         </w:rPr>
         <w:lastRenderedPageBreak/>
         <w:drawing>
-          <wp:inline distT="0" distB="0" distL="0" distR="0" wp14:anchorId="51E09E60" wp14:editId="1EB28E99">
-            <wp:extent cx="5784850" cy="4732020"/>
-            <wp:effectExtent l="0" t="0" r="6350" b="0"/>
-            <wp:docPr id="379222190" name="Picture 7"/>
+          <wp:inline distT="0" distB="0" distL="0" distR="0" wp14:anchorId="1C9FC763" wp14:editId="6C497B88">
+            <wp:extent cx="5783580" cy="3284220"/>
+            <wp:effectExtent l="0" t="0" r="7620" b="0"/>
+            <wp:docPr id="408903122" name="Picture 5"/>
             <wp:cNvGraphicFramePr>
               <a:graphicFrameLocks xmlns:a="http://schemas.openxmlformats.org/drawingml/2006/main" noChangeAspect="1"/>
             </wp:cNvGraphicFramePr>
@@ -1594,8 +1612,10 @@
               <a:graphicData uri="http://schemas.openxmlformats.org/drawingml/2006/picture">
                 <pic:pic xmlns:pic="http://schemas.openxmlformats.org/drawingml/2006/picture">
                   <pic:nvPicPr>
-                    <pic:cNvPr id="379222190" name="Picture 379222190"/>
-                    <pic:cNvPicPr/>
+                    <pic:cNvPr id="0" name="Picture 5"/>
+                    <pic:cNvPicPr>
+                      <a:picLocks noChangeAspect="1" noChangeArrowheads="1"/>
+                    </pic:cNvPicPr>
                   </pic:nvPicPr>
                   <pic:blipFill>
                     <a:blip r:embed="rId10">
@@ -1605,18 +1625,23 @@
                         </a:ext>
                       </a:extLst>
                     </a:blip>
+                    <a:srcRect/>
                     <a:stretch>
                       <a:fillRect/>
                     </a:stretch>
                   </pic:blipFill>
-                  <pic:spPr>
+                  <pic:spPr bwMode="auto">
                     <a:xfrm>
                       <a:off x="0" y="0"/>
-                      <a:ext cx="5784850" cy="4732020"/>
+                      <a:ext cx="5783580" cy="3284220"/>
                     </a:xfrm>
                     <a:prstGeom prst="rect">
                       <a:avLst/>
                     </a:prstGeom>
+                    <a:noFill/>
+                    <a:ln>
+                      <a:noFill/>
+                    </a:ln>
                   </pic:spPr>
                 </pic:pic>
               </a:graphicData>
@@ -1699,12 +1724,11 @@
         <w:rPr>
           <w:noProof/>
         </w:rPr>
-        <w:lastRenderedPageBreak/>
         <w:drawing>
-          <wp:inline distT="0" distB="0" distL="0" distR="0" wp14:anchorId="6809450C" wp14:editId="5D870C2B">
-            <wp:extent cx="5784850" cy="4169410"/>
-            <wp:effectExtent l="0" t="0" r="6350" b="2540"/>
-            <wp:docPr id="748043996" name="Picture 8"/>
+          <wp:inline distT="0" distB="0" distL="0" distR="0" wp14:anchorId="4F28B969" wp14:editId="6F6CDA28">
+            <wp:extent cx="3627120" cy="4008120"/>
+            <wp:effectExtent l="0" t="0" r="0" b="0"/>
+            <wp:docPr id="296867092" name="Picture 6"/>
             <wp:cNvGraphicFramePr>
               <a:graphicFrameLocks xmlns:a="http://schemas.openxmlformats.org/drawingml/2006/main" noChangeAspect="1"/>
             </wp:cNvGraphicFramePr>
@@ -1712,8 +1736,10 @@
               <a:graphicData uri="http://schemas.openxmlformats.org/drawingml/2006/picture">
                 <pic:pic xmlns:pic="http://schemas.openxmlformats.org/drawingml/2006/picture">
                   <pic:nvPicPr>
-                    <pic:cNvPr id="748043996" name="Picture 748043996"/>
-                    <pic:cNvPicPr/>
+                    <pic:cNvPr id="0" name="Picture 6"/>
+                    <pic:cNvPicPr>
+                      <a:picLocks noChangeAspect="1" noChangeArrowheads="1"/>
+                    </pic:cNvPicPr>
                   </pic:nvPicPr>
                   <pic:blipFill>
                     <a:blip r:embed="rId11">
@@ -1723,18 +1749,23 @@
                         </a:ext>
                       </a:extLst>
                     </a:blip>
+                    <a:srcRect/>
                     <a:stretch>
                       <a:fillRect/>
                     </a:stretch>
                   </pic:blipFill>
-                  <pic:spPr>
+                  <pic:spPr bwMode="auto">
                     <a:xfrm>
                       <a:off x="0" y="0"/>
-                      <a:ext cx="5784850" cy="4169410"/>
+                      <a:ext cx="3627120" cy="4008120"/>
                     </a:xfrm>
                     <a:prstGeom prst="rect">
                       <a:avLst/>
                     </a:prstGeom>
+                    <a:noFill/>
+                    <a:ln>
+                      <a:noFill/>
+                    </a:ln>
                   </pic:spPr>
                 </pic:pic>
               </a:graphicData>
@@ -1752,6 +1783,7 @@
         <w:rPr>
           <w:b/>
         </w:rPr>
+        <w:lastRenderedPageBreak/>
         <w:t>Purpose:</w:t>
       </w:r>
       <w:r>
@@ -1824,12 +1856,11 @@
         <w:rPr>
           <w:noProof/>
         </w:rPr>
-        <w:lastRenderedPageBreak/>
         <w:drawing>
-          <wp:inline distT="0" distB="0" distL="0" distR="0" wp14:anchorId="75113209" wp14:editId="4CC050D9">
-            <wp:extent cx="5784850" cy="4505960"/>
-            <wp:effectExtent l="0" t="0" r="6350" b="8890"/>
-            <wp:docPr id="1203046044" name="Picture 9"/>
+          <wp:inline distT="0" distB="0" distL="0" distR="0" wp14:anchorId="45D09470" wp14:editId="5C81AE4D">
+            <wp:extent cx="3505200" cy="4655820"/>
+            <wp:effectExtent l="0" t="0" r="0" b="0"/>
+            <wp:docPr id="463400346" name="Picture 7"/>
             <wp:cNvGraphicFramePr>
               <a:graphicFrameLocks xmlns:a="http://schemas.openxmlformats.org/drawingml/2006/main" noChangeAspect="1"/>
             </wp:cNvGraphicFramePr>
@@ -1837,8 +1868,10 @@
               <a:graphicData uri="http://schemas.openxmlformats.org/drawingml/2006/picture">
                 <pic:pic xmlns:pic="http://schemas.openxmlformats.org/drawingml/2006/picture">
                   <pic:nvPicPr>
-                    <pic:cNvPr id="1203046044" name="Picture 1203046044"/>
-                    <pic:cNvPicPr/>
+                    <pic:cNvPr id="0" name="Picture 7"/>
+                    <pic:cNvPicPr>
+                      <a:picLocks noChangeAspect="1" noChangeArrowheads="1"/>
+                    </pic:cNvPicPr>
                   </pic:nvPicPr>
                   <pic:blipFill>
                     <a:blip r:embed="rId12">
@@ -1848,18 +1881,23 @@
                         </a:ext>
                       </a:extLst>
                     </a:blip>
+                    <a:srcRect/>
                     <a:stretch>
                       <a:fillRect/>
                     </a:stretch>
                   </pic:blipFill>
-                  <pic:spPr>
+                  <pic:spPr bwMode="auto">
                     <a:xfrm>
                       <a:off x="0" y="0"/>
-                      <a:ext cx="5784850" cy="4505960"/>
+                      <a:ext cx="3505200" cy="4655820"/>
                     </a:xfrm>
                     <a:prstGeom prst="rect">
                       <a:avLst/>
                     </a:prstGeom>
+                    <a:noFill/>
+                    <a:ln>
+                      <a:noFill/>
+                    </a:ln>
                   </pic:spPr>
                 </pic:pic>
               </a:graphicData>
@@ -1951,10 +1989,10 @@
         </w:rPr>
         <w:lastRenderedPageBreak/>
         <w:drawing>
-          <wp:inline distT="0" distB="0" distL="0" distR="0" wp14:anchorId="4A49AE9B" wp14:editId="3443E865">
-            <wp:extent cx="5784850" cy="3901440"/>
-            <wp:effectExtent l="0" t="0" r="6350" b="3810"/>
-            <wp:docPr id="802690902" name="Picture 10"/>
+          <wp:inline distT="0" distB="0" distL="0" distR="0" wp14:anchorId="4DAA1316" wp14:editId="721307D5">
+            <wp:extent cx="5775960" cy="3779520"/>
+            <wp:effectExtent l="0" t="0" r="0" b="0"/>
+            <wp:docPr id="343739674" name="Picture 9"/>
             <wp:cNvGraphicFramePr>
               <a:graphicFrameLocks xmlns:a="http://schemas.openxmlformats.org/drawingml/2006/main" noChangeAspect="1"/>
             </wp:cNvGraphicFramePr>
@@ -1962,8 +2000,10 @@
               <a:graphicData uri="http://schemas.openxmlformats.org/drawingml/2006/picture">
                 <pic:pic xmlns:pic="http://schemas.openxmlformats.org/drawingml/2006/picture">
                   <pic:nvPicPr>
-                    <pic:cNvPr id="802690902" name="Picture 802690902"/>
-                    <pic:cNvPicPr/>
+                    <pic:cNvPr id="0" name="Picture 9"/>
+                    <pic:cNvPicPr>
+                      <a:picLocks noChangeAspect="1" noChangeArrowheads="1"/>
+                    </pic:cNvPicPr>
                   </pic:nvPicPr>
                   <pic:blipFill>
                     <a:blip r:embed="rId13">
@@ -1973,18 +2013,23 @@
                         </a:ext>
                       </a:extLst>
                     </a:blip>
+                    <a:srcRect/>
                     <a:stretch>
                       <a:fillRect/>
                     </a:stretch>
                   </pic:blipFill>
-                  <pic:spPr>
+                  <pic:spPr bwMode="auto">
                     <a:xfrm>
                       <a:off x="0" y="0"/>
-                      <a:ext cx="5784850" cy="3901440"/>
+                      <a:ext cx="5775960" cy="3779520"/>
                     </a:xfrm>
                     <a:prstGeom prst="rect">
                       <a:avLst/>
                     </a:prstGeom>
+                    <a:noFill/>
+                    <a:ln>
+                      <a:noFill/>
+                    </a:ln>
                   </pic:spPr>
                 </pic:pic>
               </a:graphicData>
@@ -2076,10 +2121,10 @@
         </w:rPr>
         <w:lastRenderedPageBreak/>
         <w:drawing>
-          <wp:inline distT="0" distB="0" distL="0" distR="0" wp14:anchorId="1691FFC7" wp14:editId="39DF71C8">
-            <wp:extent cx="5784850" cy="4005580"/>
-            <wp:effectExtent l="0" t="0" r="6350" b="0"/>
-            <wp:docPr id="396375766" name="Picture 11"/>
+          <wp:inline distT="0" distB="0" distL="0" distR="0" wp14:anchorId="4BB3555B" wp14:editId="39DE4FF6">
+            <wp:extent cx="5775960" cy="3779520"/>
+            <wp:effectExtent l="0" t="0" r="0" b="0"/>
+            <wp:docPr id="548662732" name="Picture 8"/>
             <wp:cNvGraphicFramePr>
               <a:graphicFrameLocks xmlns:a="http://schemas.openxmlformats.org/drawingml/2006/main" noChangeAspect="1"/>
             </wp:cNvGraphicFramePr>
@@ -2087,8 +2132,141 @@
               <a:graphicData uri="http://schemas.openxmlformats.org/drawingml/2006/picture">
                 <pic:pic xmlns:pic="http://schemas.openxmlformats.org/drawingml/2006/picture">
                   <pic:nvPicPr>
-                    <pic:cNvPr id="396375766" name="Picture 396375766"/>
-                    <pic:cNvPicPr/>
+                    <pic:cNvPr id="0" name="Picture 8"/>
+                    <pic:cNvPicPr>
+                      <a:picLocks noChangeAspect="1" noChangeArrowheads="1"/>
+                    </pic:cNvPicPr>
+                  </pic:nvPicPr>
+                  <pic:blipFill>
+                    <a:blip r:embed="rId13">
+                      <a:extLst>
+                        <a:ext uri="{28A0092B-C50C-407E-A947-70E740481C1C}">
+                          <a14:useLocalDpi xmlns:a14="http://schemas.microsoft.com/office/drawing/2010/main" val="0"/>
+                        </a:ext>
+                      </a:extLst>
+                    </a:blip>
+                    <a:srcRect/>
+                    <a:stretch>
+                      <a:fillRect/>
+                    </a:stretch>
+                  </pic:blipFill>
+                  <pic:spPr bwMode="auto">
+                    <a:xfrm>
+                      <a:off x="0" y="0"/>
+                      <a:ext cx="5775960" cy="3779520"/>
+                    </a:xfrm>
+                    <a:prstGeom prst="rect">
+                      <a:avLst/>
+                    </a:prstGeom>
+                    <a:noFill/>
+                    <a:ln>
+                      <a:noFill/>
+                    </a:ln>
+                  </pic:spPr>
+                </pic:pic>
+              </a:graphicData>
+            </a:graphic>
+          </wp:inline>
+        </w:drawing>
+      </w:r>
+    </w:p>
+    <w:p>
+      <w:pPr>
+        <w:spacing w:after="4" w:line="259" w:lineRule="auto"/>
+        <w:ind w:left="-5" w:right="0"/>
+      </w:pPr>
+      <w:r>
+        <w:rPr>
+          <w:b/>
+        </w:rPr>
+        <w:t>Purpose:</w:t>
+      </w:r>
+      <w:r>
+        <w:t xml:space="preserve"> </w:t>
+      </w:r>
+    </w:p>
+    <w:p>
+      <w:pPr>
+        <w:spacing w:after="0" w:line="259" w:lineRule="auto"/>
+        <w:ind w:left="0" w:right="0" w:firstLine="0"/>
+      </w:pPr>
+      <w:r>
+        <w:t xml:space="preserve">It </w:t>
+      </w:r>
+      <w:proofErr w:type="gramStart"/>
+      <w:r>
+        <w:t>give</w:t>
+      </w:r>
+      <w:proofErr w:type="gramEnd"/>
+      <w:r>
+        <w:t xml:space="preserve"> the information about the attendance of the students.</w:t>
+      </w:r>
+      <w:r>
+        <w:tab/>
+        <w:t xml:space="preserve"> </w:t>
+      </w:r>
+    </w:p>
+    <w:p>
+      <w:pPr>
+        <w:spacing w:after="0" w:line="259" w:lineRule="auto"/>
+        <w:ind w:left="-5" w:right="0"/>
+      </w:pPr>
+      <w:r>
+        <w:rPr>
+          <w:color w:val="2E74B5"/>
+        </w:rPr>
+        <w:t xml:space="preserve">PAGE 10: </w:t>
+      </w:r>
+      <w:r>
+        <w:rPr>
+          <w:color w:val="2E74B5"/>
+        </w:rPr>
+        <w:t>NOTICE</w:t>
+      </w:r>
+      <w:r>
+        <w:rPr>
+          <w:color w:val="2E74B5"/>
+        </w:rPr>
+        <w:t xml:space="preserve"> PAGE (</w:t>
+      </w:r>
+      <w:r>
+        <w:rPr>
+          <w:color w:val="2E74B5"/>
+        </w:rPr>
+        <w:t>Notice</w:t>
+      </w:r>
+      <w:r>
+        <w:rPr>
+          <w:color w:val="2E74B5"/>
+        </w:rPr>
+        <w:t xml:space="preserve">.html) </w:t>
+      </w:r>
+    </w:p>
+    <w:p>
+      <w:pPr>
+        <w:spacing w:after="81" w:line="259" w:lineRule="auto"/>
+        <w:ind w:left="0" w:right="0" w:firstLine="0"/>
+      </w:pPr>
+      <w:r>
+        <w:rPr>
+          <w:noProof/>
+        </w:rPr>
+        <w:drawing>
+          <wp:inline distT="0" distB="0" distL="0" distR="0" wp14:anchorId="64F27E06" wp14:editId="1384FB6B">
+            <wp:extent cx="3749040" cy="3912486"/>
+            <wp:effectExtent l="0" t="0" r="3810" b="0"/>
+            <wp:docPr id="2088191819" name="Picture 10"/>
+            <wp:cNvGraphicFramePr>
+              <a:graphicFrameLocks xmlns:a="http://schemas.openxmlformats.org/drawingml/2006/main" noChangeAspect="1"/>
+            </wp:cNvGraphicFramePr>
+            <a:graphic xmlns:a="http://schemas.openxmlformats.org/drawingml/2006/main">
+              <a:graphicData uri="http://schemas.openxmlformats.org/drawingml/2006/picture">
+                <pic:pic xmlns:pic="http://schemas.openxmlformats.org/drawingml/2006/picture">
+                  <pic:nvPicPr>
+                    <pic:cNvPr id="0" name="Picture 10"/>
+                    <pic:cNvPicPr>
+                      <a:picLocks noChangeAspect="1" noChangeArrowheads="1"/>
+                    </pic:cNvPicPr>
                   </pic:nvPicPr>
                   <pic:blipFill>
                     <a:blip r:embed="rId14">
@@ -2098,18 +2276,23 @@
                         </a:ext>
                       </a:extLst>
                     </a:blip>
+                    <a:srcRect/>
                     <a:stretch>
                       <a:fillRect/>
                     </a:stretch>
                   </pic:blipFill>
-                  <pic:spPr>
+                  <pic:spPr bwMode="auto">
                     <a:xfrm>
                       <a:off x="0" y="0"/>
-                      <a:ext cx="5784850" cy="4005580"/>
+                      <a:ext cx="3759942" cy="3923864"/>
                     </a:xfrm>
                     <a:prstGeom prst="rect">
                       <a:avLst/>
                     </a:prstGeom>
+                    <a:noFill/>
+                    <a:ln>
+                      <a:noFill/>
+                    </a:ln>
                   </pic:spPr>
                 </pic:pic>
               </a:graphicData>
@@ -2127,131 +2310,7 @@
         <w:rPr>
           <w:b/>
         </w:rPr>
-        <w:t>Purpose:</w:t>
-      </w:r>
-      <w:r>
-        <w:t xml:space="preserve"> </w:t>
-      </w:r>
-    </w:p>
-    <w:p>
-      <w:pPr>
-        <w:spacing w:after="0" w:line="259" w:lineRule="auto"/>
-        <w:ind w:left="0" w:right="0" w:firstLine="0"/>
-      </w:pPr>
-      <w:r>
-        <w:t xml:space="preserve">It </w:t>
-      </w:r>
-      <w:proofErr w:type="gramStart"/>
-      <w:r>
-        <w:t>give</w:t>
-      </w:r>
-      <w:proofErr w:type="gramEnd"/>
-      <w:r>
-        <w:t xml:space="preserve"> the information about the attendance of the students.</w:t>
-      </w:r>
-      <w:r>
-        <w:tab/>
-        <w:t xml:space="preserve"> </w:t>
-      </w:r>
-    </w:p>
-    <w:p>
-      <w:pPr>
-        <w:spacing w:after="0" w:line="259" w:lineRule="auto"/>
-        <w:ind w:left="-5" w:right="0"/>
-      </w:pPr>
-      <w:r>
-        <w:rPr>
-          <w:color w:val="2E74B5"/>
-        </w:rPr>
-        <w:t xml:space="preserve">PAGE 10: </w:t>
-      </w:r>
-      <w:r>
-        <w:rPr>
-          <w:color w:val="2E74B5"/>
-        </w:rPr>
-        <w:t>NOTICE</w:t>
-      </w:r>
-      <w:r>
-        <w:rPr>
-          <w:color w:val="2E74B5"/>
-        </w:rPr>
-        <w:t xml:space="preserve"> PAGE (</w:t>
-      </w:r>
-      <w:r>
-        <w:rPr>
-          <w:color w:val="2E74B5"/>
-        </w:rPr>
-        <w:t>Notice</w:t>
-      </w:r>
-      <w:r>
-        <w:rPr>
-          <w:color w:val="2E74B5"/>
-        </w:rPr>
-        <w:t xml:space="preserve">.html) </w:t>
-      </w:r>
-    </w:p>
-    <w:p>
-      <w:pPr>
-        <w:spacing w:after="81" w:line="259" w:lineRule="auto"/>
-        <w:ind w:left="0" w:right="0" w:firstLine="0"/>
-      </w:pPr>
-      <w:r>
-        <w:rPr>
-          <w:noProof/>
-        </w:rPr>
         <w:lastRenderedPageBreak/>
-        <w:drawing>
-          <wp:inline distT="0" distB="0" distL="0" distR="0" wp14:anchorId="4216909D" wp14:editId="15AE979C">
-            <wp:extent cx="5784850" cy="4206875"/>
-            <wp:effectExtent l="0" t="0" r="6350" b="3175"/>
-            <wp:docPr id="558243730" name="Picture 12"/>
-            <wp:cNvGraphicFramePr>
-              <a:graphicFrameLocks xmlns:a="http://schemas.openxmlformats.org/drawingml/2006/main" noChangeAspect="1"/>
-            </wp:cNvGraphicFramePr>
-            <a:graphic xmlns:a="http://schemas.openxmlformats.org/drawingml/2006/main">
-              <a:graphicData uri="http://schemas.openxmlformats.org/drawingml/2006/picture">
-                <pic:pic xmlns:pic="http://schemas.openxmlformats.org/drawingml/2006/picture">
-                  <pic:nvPicPr>
-                    <pic:cNvPr id="558243730" name="Picture 558243730"/>
-                    <pic:cNvPicPr/>
-                  </pic:nvPicPr>
-                  <pic:blipFill>
-                    <a:blip r:embed="rId15">
-                      <a:extLst>
-                        <a:ext uri="{28A0092B-C50C-407E-A947-70E740481C1C}">
-                          <a14:useLocalDpi xmlns:a14="http://schemas.microsoft.com/office/drawing/2010/main" val="0"/>
-                        </a:ext>
-                      </a:extLst>
-                    </a:blip>
-                    <a:stretch>
-                      <a:fillRect/>
-                    </a:stretch>
-                  </pic:blipFill>
-                  <pic:spPr>
-                    <a:xfrm>
-                      <a:off x="0" y="0"/>
-                      <a:ext cx="5784850" cy="4206875"/>
-                    </a:xfrm>
-                    <a:prstGeom prst="rect">
-                      <a:avLst/>
-                    </a:prstGeom>
-                  </pic:spPr>
-                </pic:pic>
-              </a:graphicData>
-            </a:graphic>
-          </wp:inline>
-        </w:drawing>
-      </w:r>
-    </w:p>
-    <w:p>
-      <w:pPr>
-        <w:spacing w:after="4" w:line="259" w:lineRule="auto"/>
-        <w:ind w:left="-5" w:right="0"/>
-      </w:pPr>
-      <w:r>
-        <w:rPr>
-          <w:b/>
-        </w:rPr>
         <w:t>Purpose:</w:t>
       </w:r>
       <w:r>
